--- a/hw/CC0.docx
+++ b/hw/CC0.docx
@@ -1,6 +1,6 @@
 
 <file path=word/document.xml><?xml version="1.0" encoding="utf-8"?>
-<w:document xmlns:wpc="http://schemas.microsoft.com/office/word/2010/wordprocessingCanvas" xmlns:cx="http://schemas.microsoft.com/office/drawing/2014/chartex" xmlns:cx1="http://schemas.microsoft.com/office/drawing/2015/9/8/chartex" xmlns:cx2="http://schemas.microsoft.com/office/drawing/2015/10/21/chartex" xmlns:cx3="http://schemas.microsoft.com/office/drawing/2016/5/9/chartex" xmlns:cx4="http://schemas.microsoft.com/office/drawing/2016/5/10/chartex" xmlns:cx5="http://schemas.microsoft.com/office/drawing/2016/5/11/chartex" xmlns:cx6="http://schemas.microsoft.com/office/drawing/2016/5/12/chartex" xmlns:cx7="http://schemas.microsoft.com/office/drawing/2016/5/13/chartex" xmlns:cx8="http://schemas.microsoft.com/office/drawing/2016/5/14/chartex" xmlns:mc="http://schemas.openxmlformats.org/markup-compatibility/2006" xmlns:aink="http://schemas.microsoft.com/office/drawing/2016/ink" xmlns:am3d="http://schemas.microsoft.com/office/drawing/2017/model3d" xmlns:o="urn:schemas-microsoft-com:office:office" xmlns:r="http://schemas.openxmlformats.org/officeDocument/2006/relationships" xmlns:m="http://schemas.openxmlformats.org/officeDocument/2006/math" xmlns:v="urn:schemas-microsoft-com:vml" xmlns:wp14="http://schemas.microsoft.com/office/word/2010/wordprocessingDrawing" xmlns:wp="http://schemas.openxmlformats.org/drawingml/2006/wordprocessingDrawing" xmlns:w10="urn:schemas-microsoft-com:office:word" xmlns:w="http://schemas.openxmlformats.org/wordprocessingml/2006/main" xmlns:w14="http://schemas.microsoft.com/office/word/2010/wordml" xmlns:w15="http://schemas.microsoft.com/office/word/2012/wordml" xmlns:w16cex="http://schemas.microsoft.com/office/word/2018/wordml/cex" xmlns:w16cid="http://schemas.microsoft.com/office/word/2016/wordml/cid" xmlns:w16="http://schemas.microsoft.com/office/word/2018/wordml" xmlns:w16se="http://schemas.microsoft.com/office/word/2015/wordml/symex" xmlns:wpg="http://schemas.microsoft.com/office/word/2010/wordprocessingGroup" xmlns:wpi="http://schemas.microsoft.com/office/word/2010/wordprocessingInk" xmlns:wne="http://schemas.microsoft.com/office/word/2006/wordml" xmlns:wps="http://schemas.microsoft.com/office/word/2010/wordprocessingShape" mc:Ignorable="w14 w15 w16se w16cid w16 w16cex wp14">
+<w:document xmlns:wpc="http://schemas.microsoft.com/office/word/2010/wordprocessingCanvas" xmlns:cx="http://schemas.microsoft.com/office/drawing/2014/chartex" xmlns:cx1="http://schemas.microsoft.com/office/drawing/2015/9/8/chartex" xmlns:cx2="http://schemas.microsoft.com/office/drawing/2015/10/21/chartex" xmlns:cx3="http://schemas.microsoft.com/office/drawing/2016/5/9/chartex" xmlns:cx4="http://schemas.microsoft.com/office/drawing/2016/5/10/chartex" xmlns:cx5="http://schemas.microsoft.com/office/drawing/2016/5/11/chartex" xmlns:cx6="http://schemas.microsoft.com/office/drawing/2016/5/12/chartex" xmlns:cx7="http://schemas.microsoft.com/office/drawing/2016/5/13/chartex" xmlns:cx8="http://schemas.microsoft.com/office/drawing/2016/5/14/chartex" xmlns:mc="http://schemas.openxmlformats.org/markup-compatibility/2006" xmlns:aink="http://schemas.microsoft.com/office/drawing/2016/ink" xmlns:am3d="http://schemas.microsoft.com/office/drawing/2017/model3d" xmlns:o="urn:schemas-microsoft-com:office:office" xmlns:oel="http://schemas.microsoft.com/office/2019/extlst" xmlns:r="http://schemas.openxmlformats.org/officeDocument/2006/relationships" xmlns:m="http://schemas.openxmlformats.org/officeDocument/2006/math" xmlns:v="urn:schemas-microsoft-com:vml" xmlns:wp14="http://schemas.microsoft.com/office/word/2010/wordprocessingDrawing" xmlns:wp="http://schemas.openxmlformats.org/drawingml/2006/wordprocessingDrawing" xmlns:w10="urn:schemas-microsoft-com:office:word" xmlns:w="http://schemas.openxmlformats.org/wordprocessingml/2006/main" xmlns:w14="http://schemas.microsoft.com/office/word/2010/wordml" xmlns:w15="http://schemas.microsoft.com/office/word/2012/wordml" xmlns:w16cex="http://schemas.microsoft.com/office/word/2018/wordml/cex" xmlns:w16cid="http://schemas.microsoft.com/office/word/2016/wordml/cid" xmlns:w16="http://schemas.microsoft.com/office/word/2018/wordml" xmlns:w16sdtdh="http://schemas.microsoft.com/office/word/2020/wordml/sdtdatahash" xmlns:w16se="http://schemas.microsoft.com/office/word/2015/wordml/symex" xmlns:wpg="http://schemas.microsoft.com/office/word/2010/wordprocessingGroup" xmlns:wpi="http://schemas.microsoft.com/office/word/2010/wordprocessingInk" xmlns:wne="http://schemas.microsoft.com/office/word/2006/wordml" xmlns:wps="http://schemas.microsoft.com/office/word/2010/wordprocessingShape" mc:Ignorable="w14 w15 w16se w16cid w16 w16cex w16sdtdh wp14">
   <w:body>
     <w:p>
       <w:pPr>
@@ -93,14 +93,172 @@
         <w:t xml:space="preserve">Set up a </w:t>
       </w:r>
       <w:r>
+        <w:t xml:space="preserve">Postgres </w:t>
+      </w:r>
+      <w:r>
         <w:t>database</w:t>
       </w:r>
       <w:r>
         <w:t xml:space="preserve"> server on your own Mac, Windows, or Linux machine, or a virtual machine.</w:t>
       </w:r>
       <w:r>
-        <w:t xml:space="preserve"> Open phpMyAdmin. Create a new database called </w:t>
-      </w:r>
+        <w:t xml:space="preserve"> Open </w:t>
+      </w:r>
+      <w:proofErr w:type="spellStart"/>
+      <w:r>
+        <w:t>pgAdmin</w:t>
+      </w:r>
+      <w:proofErr w:type="spellEnd"/>
+      <w:r>
+        <w:t xml:space="preserve">. Import the file </w:t>
+      </w:r>
+      <w:proofErr w:type="spellStart"/>
+      <w:r>
+        <w:rPr>
+          <w:rStyle w:val="code"/>
+        </w:rPr>
+        <w:t>wine.sql</w:t>
+      </w:r>
+      <w:proofErr w:type="spellEnd"/>
+      <w:r>
+        <w:t>.</w:t>
+      </w:r>
+      <w:r>
+        <w:t xml:space="preserve"> (</w:t>
+      </w:r>
+      <w:r>
+        <w:t>SQL files are available from the course webpage titled “</w:t>
+      </w:r>
+      <w:r>
+        <w:t>SQL source for sample databases</w:t>
+      </w:r>
+      <w:r>
+        <w:t>.”</w:t>
+      </w:r>
+      <w:r>
+        <w:t>)</w:t>
+      </w:r>
+    </w:p>
+    <w:p>
+      <w:pPr>
+        <w:pStyle w:val="NoSpacing"/>
+        <w:numPr>
+          <w:ilvl w:val="0"/>
+          <w:numId w:val="1"/>
+        </w:numPr>
+      </w:pPr>
+      <w:r>
+        <w:t>Perhaps the easiest way to import a .</w:t>
+      </w:r>
+      <w:proofErr w:type="spellStart"/>
+      <w:r>
+        <w:t>sql</w:t>
+      </w:r>
+      <w:proofErr w:type="spellEnd"/>
+      <w:r>
+        <w:t xml:space="preserve"> file is to paste its contents into the query tab of the</w:t>
+      </w:r>
+      <w:r>
+        <w:t xml:space="preserve"> Query Tool, then execute the query.</w:t>
+      </w:r>
+    </w:p>
+    <w:p>
+      <w:pPr>
+        <w:pStyle w:val="ListParagraph"/>
+        <w:numPr>
+          <w:ilvl w:val="0"/>
+          <w:numId w:val="1"/>
+        </w:numPr>
+      </w:pPr>
+      <w:r>
+        <w:t xml:space="preserve">It’s also possible to do this from the command line </w:t>
+      </w:r>
+      <w:r>
+        <w:t xml:space="preserve">using something like </w:t>
+      </w:r>
+    </w:p>
+    <w:p>
+      <w:pPr>
+        <w:ind w:left="1440"/>
+        <w:rPr>
+          <w:rStyle w:val="code"/>
+        </w:rPr>
+      </w:pPr>
+      <w:r>
+        <w:rPr>
+          <w:rStyle w:val="code"/>
+        </w:rPr>
+        <w:t>PGPASSWORD='</w:t>
+      </w:r>
+      <w:proofErr w:type="spellStart"/>
+      <w:r>
+        <w:rPr>
+          <w:rStyle w:val="code"/>
+        </w:rPr>
+        <w:t>mypassword</w:t>
+      </w:r>
+      <w:proofErr w:type="spellEnd"/>
+      <w:r>
+        <w:rPr>
+          <w:rStyle w:val="code"/>
+        </w:rPr>
+        <w:t xml:space="preserve">' </w:t>
+      </w:r>
+      <w:proofErr w:type="spellStart"/>
+      <w:r>
+        <w:rPr>
+          <w:rStyle w:val="code"/>
+        </w:rPr>
+        <w:t>psql</w:t>
+      </w:r>
+      <w:proofErr w:type="spellEnd"/>
+      <w:r>
+        <w:rPr>
+          <w:rStyle w:val="code"/>
+        </w:rPr>
+        <w:t xml:space="preserve"> -h </w:t>
+      </w:r>
+      <w:r>
+        <w:rPr>
+          <w:rStyle w:val="code"/>
+        </w:rPr>
+        <w:t>localhost</w:t>
+      </w:r>
+      <w:r>
+        <w:rPr>
+          <w:rStyle w:val="code"/>
+        </w:rPr>
+        <w:t xml:space="preserve"> -U </w:t>
+      </w:r>
+      <w:proofErr w:type="spellStart"/>
+      <w:r>
+        <w:rPr>
+          <w:rStyle w:val="code"/>
+        </w:rPr>
+        <w:t>postgres</w:t>
+      </w:r>
+      <w:proofErr w:type="spellEnd"/>
+      <w:r>
+        <w:rPr>
+          <w:rStyle w:val="code"/>
+        </w:rPr>
+        <w:t xml:space="preserve"> -d </w:t>
+      </w:r>
+      <w:proofErr w:type="spellStart"/>
+      <w:r>
+        <w:rPr>
+          <w:rStyle w:val="code"/>
+        </w:rPr>
+        <w:t>postgres</w:t>
+      </w:r>
+      <w:proofErr w:type="spellEnd"/>
+      <w:r>
+        <w:rPr>
+          <w:rStyle w:val="code"/>
+        </w:rPr>
+        <w:t xml:space="preserve"> -f </w:t>
+      </w:r>
+      <w:proofErr w:type="spellStart"/>
       <w:r>
         <w:rPr>
           <w:rStyle w:val="code"/>
@@ -108,45 +266,153 @@
         <w:t>wine</w:t>
       </w:r>
       <w:r>
-        <w:t xml:space="preserve">. Import the file </w:t>
-      </w:r>
+        <w:rPr>
+          <w:rStyle w:val="code"/>
+        </w:rPr>
+        <w:t>.sql</w:t>
+      </w:r>
+      <w:proofErr w:type="spellEnd"/>
+    </w:p>
+    <w:p>
+      <w:pPr>
+        <w:pStyle w:val="NoSpacing"/>
+        <w:numPr>
+          <w:ilvl w:val="0"/>
+          <w:numId w:val="1"/>
+        </w:numPr>
+      </w:pPr>
+      <w:r>
+        <w:t>Feel free to experiment.</w:t>
+      </w:r>
+    </w:p>
+    <w:p>
+      <w:pPr>
+        <w:pStyle w:val="NoSpacing"/>
+      </w:pPr>
+    </w:p>
+    <w:p>
+      <w:pPr>
+        <w:pStyle w:val="NoSpacing"/>
+      </w:pPr>
+      <w:r>
+        <w:t xml:space="preserve">Note: </w:t>
+      </w:r>
+      <w:r>
+        <w:t>if you have technical difficulties setting up or using a local Postgres database</w:t>
+      </w:r>
+      <w:r>
+        <w:t xml:space="preserve"> server</w:t>
+      </w:r>
+      <w:r>
+        <w:t xml:space="preserve">, you can also use </w:t>
+      </w:r>
+      <w:proofErr w:type="spellStart"/>
+      <w:r>
+        <w:t>Supabase</w:t>
+      </w:r>
+      <w:proofErr w:type="spellEnd"/>
+      <w:r>
+        <w:t xml:space="preserve"> for completing this and any other homework assignment.</w:t>
+      </w:r>
+    </w:p>
+    <w:p>
+      <w:pPr>
+        <w:pStyle w:val="NoSpacing"/>
+      </w:pPr>
+    </w:p>
+    <w:p>
+      <w:pPr>
+        <w:pStyle w:val="NoSpacing"/>
+      </w:pPr>
+      <w:r>
+        <w:t xml:space="preserve">A1. </w:t>
+      </w:r>
+      <w:r>
+        <w:t xml:space="preserve">(30 points) </w:t>
+      </w:r>
+      <w:r>
+        <w:t xml:space="preserve">Submit a screenshot of </w:t>
+      </w:r>
+      <w:proofErr w:type="spellStart"/>
+      <w:r>
+        <w:t>pgAdmin</w:t>
+      </w:r>
+      <w:proofErr w:type="spellEnd"/>
+      <w:r>
+        <w:t xml:space="preserve"> </w:t>
+      </w:r>
+      <w:r>
+        <w:t xml:space="preserve">or your </w:t>
+      </w:r>
+      <w:proofErr w:type="spellStart"/>
+      <w:r>
+        <w:t>Supabase</w:t>
+      </w:r>
+      <w:proofErr w:type="spellEnd"/>
+      <w:r>
+        <w:t xml:space="preserve"> </w:t>
+      </w:r>
+      <w:r>
+        <w:t xml:space="preserve">project, </w:t>
+      </w:r>
+      <w:r>
+        <w:t xml:space="preserve">demonstrating that you have successfully imported </w:t>
+      </w:r>
+      <w:proofErr w:type="spellStart"/>
       <w:r>
         <w:rPr>
           <w:rStyle w:val="code"/>
         </w:rPr>
         <w:t>wine.sql</w:t>
       </w:r>
-      <w:r>
-        <w:t xml:space="preserve"> into the new database.</w:t>
+      <w:proofErr w:type="spellEnd"/>
+      <w:r>
+        <w:t>.</w:t>
+      </w:r>
+    </w:p>
+    <w:p>
+      <w:pPr>
+        <w:pStyle w:val="NoSpacing"/>
+      </w:pPr>
+    </w:p>
+    <w:p>
+      <w:pPr>
+        <w:pStyle w:val="NoSpacing"/>
+      </w:pPr>
+      <w:r>
+        <w:t>Browse the tables of th</w:t>
+      </w:r>
+      <w:r>
+        <w:t xml:space="preserve">e </w:t>
+      </w:r>
+      <w:r>
+        <w:rPr>
+          <w:rStyle w:val="code"/>
+        </w:rPr>
+        <w:t>wine</w:t>
       </w:r>
       <w:r>
         <w:t xml:space="preserve"> </w:t>
       </w:r>
-    </w:p>
-    <w:p>
-      <w:pPr>
-        <w:pStyle w:val="NoSpacing"/>
-      </w:pPr>
-    </w:p>
-    <w:p>
-      <w:pPr>
-        <w:pStyle w:val="NoSpacing"/>
-      </w:pPr>
-      <w:r>
-        <w:t xml:space="preserve">A1. </w:t>
-      </w:r>
-      <w:r>
-        <w:t xml:space="preserve">(30 points) </w:t>
-      </w:r>
-      <w:r>
-        <w:t xml:space="preserve">Submit a screenshot of phpMyAdmin demonstrating that you have successfully imported </w:t>
-      </w:r>
-      <w:r>
-        <w:rPr>
-          <w:rStyle w:val="code"/>
-        </w:rPr>
-        <w:t>wine.sql</w:t>
-      </w:r>
+      <w:r>
+        <w:t>schema</w:t>
+      </w:r>
+      <w:r>
+        <w:t xml:space="preserve"> to answer the following questions. Note that you should not need to submit any SQL queries to answer these questions. It should be possible to answer these questions using the functionality built into </w:t>
+      </w:r>
+      <w:proofErr w:type="spellStart"/>
+      <w:r>
+        <w:t>pgAdmin</w:t>
+      </w:r>
+      <w:proofErr w:type="spellEnd"/>
+      <w:r>
+        <w:t>/</w:t>
+      </w:r>
+      <w:proofErr w:type="spellStart"/>
+      <w:r>
+        <w:t>Supabase</w:t>
+      </w:r>
+      <w:proofErr w:type="spellEnd"/>
       <w:r>
         <w:t>.</w:t>
       </w:r>
@@ -161,10 +427,19 @@
         <w:pStyle w:val="NoSpacing"/>
       </w:pPr>
       <w:r>
-        <w:t>Browse the tables of th</w:t>
-      </w:r>
-      <w:r>
-        <w:t xml:space="preserve">e </w:t>
+        <w:t>A</w:t>
+      </w:r>
+      <w:r>
+        <w:t>2</w:t>
+      </w:r>
+      <w:r>
+        <w:t xml:space="preserve">. </w:t>
+      </w:r>
+      <w:r>
+        <w:t xml:space="preserve">(2 points) </w:t>
+      </w:r>
+      <w:r>
+        <w:t xml:space="preserve">How many tables are there in the </w:t>
       </w:r>
       <w:r>
         <w:rPr>
@@ -173,41 +448,13 @@
         <w:t>wine</w:t>
       </w:r>
       <w:r>
-        <w:t xml:space="preserve"> database to answer the following questions. Note that you should not need to submit any SQL queries to answer these questions. It should be possible to answer these questions using the functionality built into phpMyAdmin.</w:t>
-      </w:r>
-    </w:p>
-    <w:p>
-      <w:pPr>
-        <w:pStyle w:val="NoSpacing"/>
-      </w:pPr>
-    </w:p>
-    <w:p>
-      <w:pPr>
-        <w:pStyle w:val="NoSpacing"/>
-      </w:pPr>
-      <w:r>
-        <w:t>A</w:t>
-      </w:r>
-      <w:r>
-        <w:t>2</w:t>
-      </w:r>
-      <w:r>
-        <w:t xml:space="preserve">. </w:t>
-      </w:r>
-      <w:r>
-        <w:t xml:space="preserve">(2 points) </w:t>
-      </w:r>
-      <w:r>
-        <w:t xml:space="preserve">How many tables are there in the </w:t>
-      </w:r>
-      <w:r>
-        <w:rPr>
-          <w:rStyle w:val="code"/>
-        </w:rPr>
-        <w:t>wine</w:t>
-      </w:r>
-      <w:r>
-        <w:t xml:space="preserve"> database?</w:t>
+        <w:t xml:space="preserve"> </w:t>
+      </w:r>
+      <w:r>
+        <w:t>schema</w:t>
+      </w:r>
+      <w:r>
+        <w:t>?</w:t>
       </w:r>
     </w:p>
     <w:p>
@@ -340,7 +587,10 @@
         <w:t>For each of the following descriptions, give an SQL query that would return the desired result</w:t>
       </w:r>
       <w:r>
-        <w:t xml:space="preserve"> from the wine database</w:t>
+        <w:t xml:space="preserve"> from the wine </w:t>
+      </w:r>
+      <w:r>
+        <w:t>schema</w:t>
       </w:r>
       <w:r>
         <w:t>.</w:t>
@@ -532,11 +782,7 @@
         <w:t>club that has thousands of members</w:t>
       </w:r>
       <w:r>
-        <w:t xml:space="preserve">. The society currently stores information about its members in a spreadsheet. In a few sentences of your own words, describe some of the advantages that could be gained by storing this information in a </w:t>
-      </w:r>
-      <w:r>
-        <w:lastRenderedPageBreak/>
-        <w:t>database instead of a spreadsheet.</w:t>
+        <w:t>. The society currently stores information about its members in a spreadsheet. In a few sentences of your own words, describe some of the advantages that could be gained by storing this information in a database instead of a spreadsheet.</w:t>
       </w:r>
     </w:p>
     <w:p>
@@ -581,7 +827,19 @@
         <w:rPr>
           <w:rFonts w:cstheme="minorHAnsi"/>
         </w:rPr>
-        <w:t xml:space="preserve">What type of DBMS is MySQL? Choose from: </w:t>
+        <w:t xml:space="preserve">What type of DBMS is </w:t>
+      </w:r>
+      <w:r>
+        <w:rPr>
+          <w:rFonts w:cstheme="minorHAnsi"/>
+        </w:rPr>
+        <w:t>Postgres</w:t>
+      </w:r>
+      <w:r>
+        <w:rPr>
+          <w:rFonts w:cstheme="minorHAnsi"/>
+        </w:rPr>
+        <w:t xml:space="preserve">? Choose from: </w:t>
       </w:r>
       <w:r>
         <w:rPr>
@@ -735,8 +993,129 @@
 </w:document>
 </file>
 
+<file path=word/numbering.xml><?xml version="1.0" encoding="utf-8"?>
+<w:numbering xmlns:wpc="http://schemas.microsoft.com/office/word/2010/wordprocessingCanvas" xmlns:cx="http://schemas.microsoft.com/office/drawing/2014/chartex" xmlns:cx1="http://schemas.microsoft.com/office/drawing/2015/9/8/chartex" xmlns:cx2="http://schemas.microsoft.com/office/drawing/2015/10/21/chartex" xmlns:cx3="http://schemas.microsoft.com/office/drawing/2016/5/9/chartex" xmlns:cx4="http://schemas.microsoft.com/office/drawing/2016/5/10/chartex" xmlns:cx5="http://schemas.microsoft.com/office/drawing/2016/5/11/chartex" xmlns:cx6="http://schemas.microsoft.com/office/drawing/2016/5/12/chartex" xmlns:cx7="http://schemas.microsoft.com/office/drawing/2016/5/13/chartex" xmlns:cx8="http://schemas.microsoft.com/office/drawing/2016/5/14/chartex" xmlns:mc="http://schemas.openxmlformats.org/markup-compatibility/2006" xmlns:aink="http://schemas.microsoft.com/office/drawing/2016/ink" xmlns:am3d="http://schemas.microsoft.com/office/drawing/2017/model3d" xmlns:o="urn:schemas-microsoft-com:office:office" xmlns:oel="http://schemas.microsoft.com/office/2019/extlst" xmlns:r="http://schemas.openxmlformats.org/officeDocument/2006/relationships" xmlns:m="http://schemas.openxmlformats.org/officeDocument/2006/math" xmlns:v="urn:schemas-microsoft-com:vml" xmlns:wp14="http://schemas.microsoft.com/office/word/2010/wordprocessingDrawing" xmlns:wp="http://schemas.openxmlformats.org/drawingml/2006/wordprocessingDrawing" xmlns:w10="urn:schemas-microsoft-com:office:word" xmlns:w="http://schemas.openxmlformats.org/wordprocessingml/2006/main" xmlns:w14="http://schemas.microsoft.com/office/word/2010/wordml" xmlns:w15="http://schemas.microsoft.com/office/word/2012/wordml" xmlns:w16cex="http://schemas.microsoft.com/office/word/2018/wordml/cex" xmlns:w16cid="http://schemas.microsoft.com/office/word/2016/wordml/cid" xmlns:w16="http://schemas.microsoft.com/office/word/2018/wordml" xmlns:w16sdtdh="http://schemas.microsoft.com/office/word/2020/wordml/sdtdatahash" xmlns:w16se="http://schemas.microsoft.com/office/word/2015/wordml/symex" xmlns:wpg="http://schemas.microsoft.com/office/word/2010/wordprocessingGroup" xmlns:wpi="http://schemas.microsoft.com/office/word/2010/wordprocessingInk" xmlns:wne="http://schemas.microsoft.com/office/word/2006/wordml" xmlns:wps="http://schemas.microsoft.com/office/word/2010/wordprocessingShape" mc:Ignorable="w14 w15 w16se w16cid w16 w16cex w16sdtdh wp14">
+  <w:abstractNum w:abstractNumId="0" w15:restartNumberingAfterBreak="0">
+    <w:nsid w:val="779D0293"/>
+    <w:multiLevelType w:val="hybridMultilevel"/>
+    <w:tmpl w:val="8A80BD8C"/>
+    <w:lvl w:ilvl="0" w:tplc="04090001">
+      <w:start w:val="1"/>
+      <w:numFmt w:val="bullet"/>
+      <w:lvlText w:val=""/>
+      <w:lvlJc w:val="left"/>
+      <w:pPr>
+        <w:ind w:left="720" w:hanging="360"/>
+      </w:pPr>
+      <w:rPr>
+        <w:rFonts w:ascii="Symbol" w:hAnsi="Symbol" w:hint="default"/>
+      </w:rPr>
+    </w:lvl>
+    <w:lvl w:ilvl="1" w:tplc="04090003" w:tentative="1">
+      <w:start w:val="1"/>
+      <w:numFmt w:val="bullet"/>
+      <w:lvlText w:val="o"/>
+      <w:lvlJc w:val="left"/>
+      <w:pPr>
+        <w:ind w:left="1440" w:hanging="360"/>
+      </w:pPr>
+      <w:rPr>
+        <w:rFonts w:ascii="Courier New" w:hAnsi="Courier New" w:cs="Courier New" w:hint="default"/>
+      </w:rPr>
+    </w:lvl>
+    <w:lvl w:ilvl="2" w:tplc="04090005" w:tentative="1">
+      <w:start w:val="1"/>
+      <w:numFmt w:val="bullet"/>
+      <w:lvlText w:val=""/>
+      <w:lvlJc w:val="left"/>
+      <w:pPr>
+        <w:ind w:left="2160" w:hanging="360"/>
+      </w:pPr>
+      <w:rPr>
+        <w:rFonts w:ascii="Wingdings" w:hAnsi="Wingdings" w:hint="default"/>
+      </w:rPr>
+    </w:lvl>
+    <w:lvl w:ilvl="3" w:tplc="04090001" w:tentative="1">
+      <w:start w:val="1"/>
+      <w:numFmt w:val="bullet"/>
+      <w:lvlText w:val=""/>
+      <w:lvlJc w:val="left"/>
+      <w:pPr>
+        <w:ind w:left="2880" w:hanging="360"/>
+      </w:pPr>
+      <w:rPr>
+        <w:rFonts w:ascii="Symbol" w:hAnsi="Symbol" w:hint="default"/>
+      </w:rPr>
+    </w:lvl>
+    <w:lvl w:ilvl="4" w:tplc="04090003" w:tentative="1">
+      <w:start w:val="1"/>
+      <w:numFmt w:val="bullet"/>
+      <w:lvlText w:val="o"/>
+      <w:lvlJc w:val="left"/>
+      <w:pPr>
+        <w:ind w:left="3600" w:hanging="360"/>
+      </w:pPr>
+      <w:rPr>
+        <w:rFonts w:ascii="Courier New" w:hAnsi="Courier New" w:cs="Courier New" w:hint="default"/>
+      </w:rPr>
+    </w:lvl>
+    <w:lvl w:ilvl="5" w:tplc="04090005" w:tentative="1">
+      <w:start w:val="1"/>
+      <w:numFmt w:val="bullet"/>
+      <w:lvlText w:val=""/>
+      <w:lvlJc w:val="left"/>
+      <w:pPr>
+        <w:ind w:left="4320" w:hanging="360"/>
+      </w:pPr>
+      <w:rPr>
+        <w:rFonts w:ascii="Wingdings" w:hAnsi="Wingdings" w:hint="default"/>
+      </w:rPr>
+    </w:lvl>
+    <w:lvl w:ilvl="6" w:tplc="04090001" w:tentative="1">
+      <w:start w:val="1"/>
+      <w:numFmt w:val="bullet"/>
+      <w:lvlText w:val=""/>
+      <w:lvlJc w:val="left"/>
+      <w:pPr>
+        <w:ind w:left="5040" w:hanging="360"/>
+      </w:pPr>
+      <w:rPr>
+        <w:rFonts w:ascii="Symbol" w:hAnsi="Symbol" w:hint="default"/>
+      </w:rPr>
+    </w:lvl>
+    <w:lvl w:ilvl="7" w:tplc="04090003" w:tentative="1">
+      <w:start w:val="1"/>
+      <w:numFmt w:val="bullet"/>
+      <w:lvlText w:val="o"/>
+      <w:lvlJc w:val="left"/>
+      <w:pPr>
+        <w:ind w:left="5760" w:hanging="360"/>
+      </w:pPr>
+      <w:rPr>
+        <w:rFonts w:ascii="Courier New" w:hAnsi="Courier New" w:cs="Courier New" w:hint="default"/>
+      </w:rPr>
+    </w:lvl>
+    <w:lvl w:ilvl="8" w:tplc="04090005" w:tentative="1">
+      <w:start w:val="1"/>
+      <w:numFmt w:val="bullet"/>
+      <w:lvlText w:val=""/>
+      <w:lvlJc w:val="left"/>
+      <w:pPr>
+        <w:ind w:left="6480" w:hanging="360"/>
+      </w:pPr>
+      <w:rPr>
+        <w:rFonts w:ascii="Wingdings" w:hAnsi="Wingdings" w:hint="default"/>
+      </w:rPr>
+    </w:lvl>
+  </w:abstractNum>
+  <w:num w:numId="1" w16cid:durableId="972514650">
+    <w:abstractNumId w:val="0"/>
+  </w:num>
+</w:numbering>
+</file>
+
 <file path=word/styles.xml><?xml version="1.0" encoding="utf-8"?>
-<w:styles xmlns:mc="http://schemas.openxmlformats.org/markup-compatibility/2006" xmlns:r="http://schemas.openxmlformats.org/officeDocument/2006/relationships" xmlns:w="http://schemas.openxmlformats.org/wordprocessingml/2006/main" xmlns:w14="http://schemas.microsoft.com/office/word/2010/wordml" xmlns:w15="http://schemas.microsoft.com/office/word/2012/wordml" xmlns:w16cex="http://schemas.microsoft.com/office/word/2018/wordml/cex" xmlns:w16cid="http://schemas.microsoft.com/office/word/2016/wordml/cid" xmlns:w16="http://schemas.microsoft.com/office/word/2018/wordml" xmlns:w16se="http://schemas.microsoft.com/office/word/2015/wordml/symex" mc:Ignorable="w14 w15 w16se w16cid w16 w16cex">
+<w:styles xmlns:mc="http://schemas.openxmlformats.org/markup-compatibility/2006" xmlns:r="http://schemas.openxmlformats.org/officeDocument/2006/relationships" xmlns:w="http://schemas.openxmlformats.org/wordprocessingml/2006/main" xmlns:w14="http://schemas.microsoft.com/office/word/2010/wordml" xmlns:w15="http://schemas.microsoft.com/office/word/2012/wordml" xmlns:w16cex="http://schemas.microsoft.com/office/word/2018/wordml/cex" xmlns:w16cid="http://schemas.microsoft.com/office/word/2016/wordml/cid" xmlns:w16="http://schemas.microsoft.com/office/word/2018/wordml" xmlns:w16sdtdh="http://schemas.microsoft.com/office/word/2020/wordml/sdtdatahash" xmlns:w16se="http://schemas.microsoft.com/office/word/2015/wordml/symex" mc:Ignorable="w14 w15 w16se w16cid w16 w16cex w16sdtdh">
   <w:docDefaults>
     <w:rPrDefault>
       <w:rPr>
@@ -1149,6 +1528,27 @@
       <w:lang w:eastAsia="zh-CN" w:bidi="hi-IN"/>
     </w:rPr>
   </w:style>
+  <w:style w:type="paragraph" w:styleId="Heading1">
+    <w:name w:val="heading 1"/>
+    <w:basedOn w:val="Normal"/>
+    <w:next w:val="Normal"/>
+    <w:link w:val="Heading1Char"/>
+    <w:uiPriority w:val="9"/>
+    <w:qFormat/>
+    <w:rsid w:val="00DB3240"/>
+    <w:pPr>
+      <w:keepNext/>
+      <w:keepLines/>
+      <w:spacing w:before="240"/>
+      <w:outlineLvl w:val="0"/>
+    </w:pPr>
+    <w:rPr>
+      <w:rFonts w:asciiTheme="majorHAnsi" w:eastAsiaTheme="majorEastAsia" w:hAnsiTheme="majorHAnsi" w:cs="Mangal"/>
+      <w:color w:val="2F5496" w:themeColor="accent1" w:themeShade="BF"/>
+      <w:sz w:val="32"/>
+      <w:szCs w:val="29"/>
+    </w:rPr>
+  </w:style>
   <w:style w:type="character" w:default="1" w:styleId="DefaultParagraphFont">
     <w:name w:val="Default Paragraph Font"/>
     <w:uiPriority w:val="1"/>
@@ -1202,6 +1602,36 @@
     <w:rPr>
       <w:rFonts w:ascii="Consolas" w:hAnsi="Consolas"/>
       <w:color w:val="002060"/>
+    </w:rPr>
+  </w:style>
+  <w:style w:type="character" w:customStyle="1" w:styleId="Heading1Char">
+    <w:name w:val="Heading 1 Char"/>
+    <w:basedOn w:val="DefaultParagraphFont"/>
+    <w:link w:val="Heading1"/>
+    <w:uiPriority w:val="9"/>
+    <w:rsid w:val="00DB3240"/>
+    <w:rPr>
+      <w:rFonts w:asciiTheme="majorHAnsi" w:eastAsiaTheme="majorEastAsia" w:hAnsiTheme="majorHAnsi" w:cs="Mangal"/>
+      <w:color w:val="2F5496" w:themeColor="accent1" w:themeShade="BF"/>
+      <w:kern w:val="3"/>
+      <w:sz w:val="32"/>
+      <w:szCs w:val="29"/>
+      <w:lang w:eastAsia="zh-CN" w:bidi="hi-IN"/>
+    </w:rPr>
+  </w:style>
+  <w:style w:type="paragraph" w:styleId="ListParagraph">
+    <w:name w:val="List Paragraph"/>
+    <w:basedOn w:val="Normal"/>
+    <w:uiPriority w:val="34"/>
+    <w:qFormat/>
+    <w:rsid w:val="00AB2803"/>
+    <w:pPr>
+      <w:ind w:left="720"/>
+      <w:contextualSpacing/>
+    </w:pPr>
+    <w:rPr>
+      <w:rFonts w:cs="Mangal"/>
+      <w:szCs w:val="21"/>
     </w:rPr>
   </w:style>
 </w:styles>

--- a/hw/CC0.docx
+++ b/hw/CC0.docx
@@ -1,6 +1,6 @@
 
 <file path=word/document.xml><?xml version="1.0" encoding="utf-8"?>
-<w:document xmlns:wpc="http://schemas.microsoft.com/office/word/2010/wordprocessingCanvas" xmlns:cx="http://schemas.microsoft.com/office/drawing/2014/chartex" xmlns:cx1="http://schemas.microsoft.com/office/drawing/2015/9/8/chartex" xmlns:cx2="http://schemas.microsoft.com/office/drawing/2015/10/21/chartex" xmlns:cx3="http://schemas.microsoft.com/office/drawing/2016/5/9/chartex" xmlns:cx4="http://schemas.microsoft.com/office/drawing/2016/5/10/chartex" xmlns:cx5="http://schemas.microsoft.com/office/drawing/2016/5/11/chartex" xmlns:cx6="http://schemas.microsoft.com/office/drawing/2016/5/12/chartex" xmlns:cx7="http://schemas.microsoft.com/office/drawing/2016/5/13/chartex" xmlns:cx8="http://schemas.microsoft.com/office/drawing/2016/5/14/chartex" xmlns:mc="http://schemas.openxmlformats.org/markup-compatibility/2006" xmlns:aink="http://schemas.microsoft.com/office/drawing/2016/ink" xmlns:am3d="http://schemas.microsoft.com/office/drawing/2017/model3d" xmlns:o="urn:schemas-microsoft-com:office:office" xmlns:oel="http://schemas.microsoft.com/office/2019/extlst" xmlns:r="http://schemas.openxmlformats.org/officeDocument/2006/relationships" xmlns:m="http://schemas.openxmlformats.org/officeDocument/2006/math" xmlns:v="urn:schemas-microsoft-com:vml" xmlns:wp14="http://schemas.microsoft.com/office/word/2010/wordprocessingDrawing" xmlns:wp="http://schemas.openxmlformats.org/drawingml/2006/wordprocessingDrawing" xmlns:w10="urn:schemas-microsoft-com:office:word" xmlns:w="http://schemas.openxmlformats.org/wordprocessingml/2006/main" xmlns:w14="http://schemas.microsoft.com/office/word/2010/wordml" xmlns:w15="http://schemas.microsoft.com/office/word/2012/wordml" xmlns:w16cex="http://schemas.microsoft.com/office/word/2018/wordml/cex" xmlns:w16cid="http://schemas.microsoft.com/office/word/2016/wordml/cid" xmlns:w16="http://schemas.microsoft.com/office/word/2018/wordml" xmlns:w16sdtdh="http://schemas.microsoft.com/office/word/2020/wordml/sdtdatahash" xmlns:w16se="http://schemas.microsoft.com/office/word/2015/wordml/symex" xmlns:wpg="http://schemas.microsoft.com/office/word/2010/wordprocessingGroup" xmlns:wpi="http://schemas.microsoft.com/office/word/2010/wordprocessingInk" xmlns:wne="http://schemas.microsoft.com/office/word/2006/wordml" xmlns:wps="http://schemas.microsoft.com/office/word/2010/wordprocessingShape" mc:Ignorable="w14 w15 w16se w16cid w16 w16cex w16sdtdh wp14">
+<w:document xmlns:wpc="http://schemas.microsoft.com/office/word/2010/wordprocessingCanvas" xmlns:cx="http://schemas.microsoft.com/office/drawing/2014/chartex" xmlns:cx1="http://schemas.microsoft.com/office/drawing/2015/9/8/chartex" xmlns:cx2="http://schemas.microsoft.com/office/drawing/2015/10/21/chartex" xmlns:cx3="http://schemas.microsoft.com/office/drawing/2016/5/9/chartex" xmlns:cx4="http://schemas.microsoft.com/office/drawing/2016/5/10/chartex" xmlns:cx5="http://schemas.microsoft.com/office/drawing/2016/5/11/chartex" xmlns:cx6="http://schemas.microsoft.com/office/drawing/2016/5/12/chartex" xmlns:cx7="http://schemas.microsoft.com/office/drawing/2016/5/13/chartex" xmlns:cx8="http://schemas.microsoft.com/office/drawing/2016/5/14/chartex" xmlns:mc="http://schemas.openxmlformats.org/markup-compatibility/2006" xmlns:aink="http://schemas.microsoft.com/office/drawing/2016/ink" xmlns:am3d="http://schemas.microsoft.com/office/drawing/2017/model3d" xmlns:o="urn:schemas-microsoft-com:office:office" xmlns:oel="http://schemas.microsoft.com/office/2019/extlst" xmlns:r="http://schemas.openxmlformats.org/officeDocument/2006/relationships" xmlns:m="http://schemas.openxmlformats.org/officeDocument/2006/math" xmlns:v="urn:schemas-microsoft-com:vml" xmlns:wp14="http://schemas.microsoft.com/office/word/2010/wordprocessingDrawing" xmlns:wp="http://schemas.openxmlformats.org/drawingml/2006/wordprocessingDrawing" xmlns:w10="urn:schemas-microsoft-com:office:word" xmlns:w="http://schemas.openxmlformats.org/wordprocessingml/2006/main" xmlns:w14="http://schemas.microsoft.com/office/word/2010/wordml" xmlns:w15="http://schemas.microsoft.com/office/word/2012/wordml" xmlns:w16cex="http://schemas.microsoft.com/office/word/2018/wordml/cex" xmlns:w16cid="http://schemas.microsoft.com/office/word/2016/wordml/cid" xmlns:w16="http://schemas.microsoft.com/office/word/2018/wordml" xmlns:w16du="http://schemas.microsoft.com/office/word/2023/wordml/word16du" xmlns:w16sdtdh="http://schemas.microsoft.com/office/word/2020/wordml/sdtdatahash" xmlns:w16sdtfl="http://schemas.microsoft.com/office/word/2024/wordml/sdtformatlock" xmlns:w16se="http://schemas.microsoft.com/office/word/2015/wordml/symex" xmlns:wpg="http://schemas.microsoft.com/office/word/2010/wordprocessingGroup" xmlns:wpi="http://schemas.microsoft.com/office/word/2010/wordprocessingInk" xmlns:wne="http://schemas.microsoft.com/office/word/2006/wordml" xmlns:wps="http://schemas.microsoft.com/office/word/2010/wordprocessingShape" mc:Ignorable="w14 w15 w16se w16cid w16 w16cex w16sdtdh w16sdtfl w16du wp14">
   <w:body>
     <w:p>
       <w:pPr>
@@ -102,15 +102,38 @@
         <w:t xml:space="preserve"> server on your own Mac, Windows, or Linux machine, or a virtual machine.</w:t>
       </w:r>
       <w:r>
-        <w:t xml:space="preserve"> Open </w:t>
+        <w:t xml:space="preserve"> </w:t>
+      </w:r>
+      <w:r>
+        <w:t xml:space="preserve">Also install </w:t>
       </w:r>
       <w:proofErr w:type="spellStart"/>
       <w:r>
-        <w:t>pgAdmin</w:t>
+        <w:t>DBeaver</w:t>
       </w:r>
       <w:proofErr w:type="spellEnd"/>
       <w:r>
-        <w:t xml:space="preserve">. Import the file </w:t>
+        <w:t xml:space="preserve">. </w:t>
+      </w:r>
+      <w:r>
+        <w:t xml:space="preserve">Open </w:t>
+      </w:r>
+      <w:proofErr w:type="spellStart"/>
+      <w:r>
+        <w:t>DBeaver</w:t>
+      </w:r>
+      <w:proofErr w:type="spellEnd"/>
+      <w:r>
+        <w:t xml:space="preserve"> and</w:t>
+      </w:r>
+      <w:r>
+        <w:t xml:space="preserve"> </w:t>
+      </w:r>
+      <w:r>
+        <w:t>i</w:t>
+      </w:r>
+      <w:r>
+        <w:t xml:space="preserve">mport the file </w:t>
       </w:r>
       <w:proofErr w:type="spellStart"/>
       <w:r>
@@ -156,10 +179,19 @@
       </w:r>
       <w:proofErr w:type="spellEnd"/>
       <w:r>
-        <w:t xml:space="preserve"> file is to paste its contents into the query tab of the</w:t>
-      </w:r>
-      <w:r>
-        <w:t xml:space="preserve"> Query Tool, then execute the query.</w:t>
+        <w:t xml:space="preserve"> file is to paste its contents into </w:t>
+      </w:r>
+      <w:r>
+        <w:t>a new SQL script</w:t>
+      </w:r>
+      <w:r>
+        <w:t xml:space="preserve">, then execute the </w:t>
+      </w:r>
+      <w:r>
+        <w:t>script</w:t>
+      </w:r>
+      <w:r>
+        <w:t>.</w:t>
       </w:r>
     </w:p>
     <w:p>
@@ -335,7 +367,7 @@
       </w:r>
       <w:proofErr w:type="spellStart"/>
       <w:r>
-        <w:t>pgAdmin</w:t>
+        <w:t>DBeaver</w:t>
       </w:r>
       <w:proofErr w:type="spellEnd"/>
       <w:r>
@@ -402,9 +434,12 @@
       </w:r>
       <w:proofErr w:type="spellStart"/>
       <w:r>
-        <w:t>pgAdmin</w:t>
+        <w:t>DBeaver</w:t>
       </w:r>
       <w:proofErr w:type="spellEnd"/>
+      <w:r>
+        <w:t xml:space="preserve"> </w:t>
+      </w:r>
       <w:r>
         <w:t>/</w:t>
       </w:r>
@@ -652,7 +687,15 @@
         <w:t xml:space="preserve">(5 points) </w:t>
       </w:r>
       <w:r>
-        <w:t>The same as the previous question, but the supplier name column should be given the label “Name” rather than “SUPNAME”.</w:t>
+        <w:t xml:space="preserve">The same as the previous question, but the </w:t>
+      </w:r>
+      <w:proofErr w:type="gramStart"/>
+      <w:r>
+        <w:t>supplier</w:t>
+      </w:r>
+      <w:proofErr w:type="gramEnd"/>
+      <w:r>
+        <w:t xml:space="preserve"> name column should be given the label “Name” rather than “SUPNAME”.</w:t>
       </w:r>
     </w:p>
     <w:p>
@@ -905,7 +948,14 @@
         <w:rPr>
           <w:rFonts w:cstheme="minorHAnsi"/>
         </w:rPr>
-        <w:t>, o</w:t>
+        <w:t xml:space="preserve">, </w:t>
+      </w:r>
+      <w:proofErr w:type="gramStart"/>
+      <w:r>
+        <w:rPr>
+          <w:rFonts w:cstheme="minorHAnsi"/>
+        </w:rPr>
+        <w:t>o</w:t>
       </w:r>
       <w:r>
         <w:rPr>
@@ -913,6 +963,7 @@
         </w:rPr>
         <w:t>bject-relational</w:t>
       </w:r>
+      <w:proofErr w:type="gramEnd"/>
       <w:r>
         <w:rPr>
           <w:rFonts w:cstheme="minorHAnsi"/>
@@ -994,7 +1045,7 @@
 </file>
 
 <file path=word/numbering.xml><?xml version="1.0" encoding="utf-8"?>
-<w:numbering xmlns:wpc="http://schemas.microsoft.com/office/word/2010/wordprocessingCanvas" xmlns:cx="http://schemas.microsoft.com/office/drawing/2014/chartex" xmlns:cx1="http://schemas.microsoft.com/office/drawing/2015/9/8/chartex" xmlns:cx2="http://schemas.microsoft.com/office/drawing/2015/10/21/chartex" xmlns:cx3="http://schemas.microsoft.com/office/drawing/2016/5/9/chartex" xmlns:cx4="http://schemas.microsoft.com/office/drawing/2016/5/10/chartex" xmlns:cx5="http://schemas.microsoft.com/office/drawing/2016/5/11/chartex" xmlns:cx6="http://schemas.microsoft.com/office/drawing/2016/5/12/chartex" xmlns:cx7="http://schemas.microsoft.com/office/drawing/2016/5/13/chartex" xmlns:cx8="http://schemas.microsoft.com/office/drawing/2016/5/14/chartex" xmlns:mc="http://schemas.openxmlformats.org/markup-compatibility/2006" xmlns:aink="http://schemas.microsoft.com/office/drawing/2016/ink" xmlns:am3d="http://schemas.microsoft.com/office/drawing/2017/model3d" xmlns:o="urn:schemas-microsoft-com:office:office" xmlns:oel="http://schemas.microsoft.com/office/2019/extlst" xmlns:r="http://schemas.openxmlformats.org/officeDocument/2006/relationships" xmlns:m="http://schemas.openxmlformats.org/officeDocument/2006/math" xmlns:v="urn:schemas-microsoft-com:vml" xmlns:wp14="http://schemas.microsoft.com/office/word/2010/wordprocessingDrawing" xmlns:wp="http://schemas.openxmlformats.org/drawingml/2006/wordprocessingDrawing" xmlns:w10="urn:schemas-microsoft-com:office:word" xmlns:w="http://schemas.openxmlformats.org/wordprocessingml/2006/main" xmlns:w14="http://schemas.microsoft.com/office/word/2010/wordml" xmlns:w15="http://schemas.microsoft.com/office/word/2012/wordml" xmlns:w16cex="http://schemas.microsoft.com/office/word/2018/wordml/cex" xmlns:w16cid="http://schemas.microsoft.com/office/word/2016/wordml/cid" xmlns:w16="http://schemas.microsoft.com/office/word/2018/wordml" xmlns:w16sdtdh="http://schemas.microsoft.com/office/word/2020/wordml/sdtdatahash" xmlns:w16se="http://schemas.microsoft.com/office/word/2015/wordml/symex" xmlns:wpg="http://schemas.microsoft.com/office/word/2010/wordprocessingGroup" xmlns:wpi="http://schemas.microsoft.com/office/word/2010/wordprocessingInk" xmlns:wne="http://schemas.microsoft.com/office/word/2006/wordml" xmlns:wps="http://schemas.microsoft.com/office/word/2010/wordprocessingShape" mc:Ignorable="w14 w15 w16se w16cid w16 w16cex w16sdtdh wp14">
+<w:numbering xmlns:wpc="http://schemas.microsoft.com/office/word/2010/wordprocessingCanvas" xmlns:cx="http://schemas.microsoft.com/office/drawing/2014/chartex" xmlns:cx1="http://schemas.microsoft.com/office/drawing/2015/9/8/chartex" xmlns:cx2="http://schemas.microsoft.com/office/drawing/2015/10/21/chartex" xmlns:cx3="http://schemas.microsoft.com/office/drawing/2016/5/9/chartex" xmlns:cx4="http://schemas.microsoft.com/office/drawing/2016/5/10/chartex" xmlns:cx5="http://schemas.microsoft.com/office/drawing/2016/5/11/chartex" xmlns:cx6="http://schemas.microsoft.com/office/drawing/2016/5/12/chartex" xmlns:cx7="http://schemas.microsoft.com/office/drawing/2016/5/13/chartex" xmlns:cx8="http://schemas.microsoft.com/office/drawing/2016/5/14/chartex" xmlns:mc="http://schemas.openxmlformats.org/markup-compatibility/2006" xmlns:aink="http://schemas.microsoft.com/office/drawing/2016/ink" xmlns:am3d="http://schemas.microsoft.com/office/drawing/2017/model3d" xmlns:o="urn:schemas-microsoft-com:office:office" xmlns:oel="http://schemas.microsoft.com/office/2019/extlst" xmlns:r="http://schemas.openxmlformats.org/officeDocument/2006/relationships" xmlns:m="http://schemas.openxmlformats.org/officeDocument/2006/math" xmlns:v="urn:schemas-microsoft-com:vml" xmlns:wp14="http://schemas.microsoft.com/office/word/2010/wordprocessingDrawing" xmlns:wp="http://schemas.openxmlformats.org/drawingml/2006/wordprocessingDrawing" xmlns:w10="urn:schemas-microsoft-com:office:word" xmlns:w="http://schemas.openxmlformats.org/wordprocessingml/2006/main" xmlns:w14="http://schemas.microsoft.com/office/word/2010/wordml" xmlns:w15="http://schemas.microsoft.com/office/word/2012/wordml" xmlns:w16cex="http://schemas.microsoft.com/office/word/2018/wordml/cex" xmlns:w16cid="http://schemas.microsoft.com/office/word/2016/wordml/cid" xmlns:w16="http://schemas.microsoft.com/office/word/2018/wordml" xmlns:w16du="http://schemas.microsoft.com/office/word/2023/wordml/word16du" xmlns:w16sdtdh="http://schemas.microsoft.com/office/word/2020/wordml/sdtdatahash" xmlns:w16sdtfl="http://schemas.microsoft.com/office/word/2024/wordml/sdtformatlock" xmlns:w16se="http://schemas.microsoft.com/office/word/2015/wordml/symex" xmlns:wpg="http://schemas.microsoft.com/office/word/2010/wordprocessingGroup" xmlns:wpi="http://schemas.microsoft.com/office/word/2010/wordprocessingInk" xmlns:wne="http://schemas.microsoft.com/office/word/2006/wordml" xmlns:wps="http://schemas.microsoft.com/office/word/2010/wordprocessingShape" mc:Ignorable="w14 w15 w16se w16cid w16 w16cex w16sdtdh w16sdtfl w16du wp14">
   <w:abstractNum w:abstractNumId="0" w15:restartNumberingAfterBreak="0">
     <w:nsid w:val="779D0293"/>
     <w:multiLevelType w:val="hybridMultilevel"/>
@@ -1115,7 +1166,7 @@
 </file>
 
 <file path=word/styles.xml><?xml version="1.0" encoding="utf-8"?>
-<w:styles xmlns:mc="http://schemas.openxmlformats.org/markup-compatibility/2006" xmlns:r="http://schemas.openxmlformats.org/officeDocument/2006/relationships" xmlns:w="http://schemas.openxmlformats.org/wordprocessingml/2006/main" xmlns:w14="http://schemas.microsoft.com/office/word/2010/wordml" xmlns:w15="http://schemas.microsoft.com/office/word/2012/wordml" xmlns:w16cex="http://schemas.microsoft.com/office/word/2018/wordml/cex" xmlns:w16cid="http://schemas.microsoft.com/office/word/2016/wordml/cid" xmlns:w16="http://schemas.microsoft.com/office/word/2018/wordml" xmlns:w16sdtdh="http://schemas.microsoft.com/office/word/2020/wordml/sdtdatahash" xmlns:w16se="http://schemas.microsoft.com/office/word/2015/wordml/symex" mc:Ignorable="w14 w15 w16se w16cid w16 w16cex w16sdtdh">
+<w:styles xmlns:mc="http://schemas.openxmlformats.org/markup-compatibility/2006" xmlns:r="http://schemas.openxmlformats.org/officeDocument/2006/relationships" xmlns:w="http://schemas.openxmlformats.org/wordprocessingml/2006/main" xmlns:w14="http://schemas.microsoft.com/office/word/2010/wordml" xmlns:w15="http://schemas.microsoft.com/office/word/2012/wordml" xmlns:w16cex="http://schemas.microsoft.com/office/word/2018/wordml/cex" xmlns:w16cid="http://schemas.microsoft.com/office/word/2016/wordml/cid" xmlns:w16="http://schemas.microsoft.com/office/word/2018/wordml" xmlns:w16du="http://schemas.microsoft.com/office/word/2023/wordml/word16du" xmlns:w16sdtdh="http://schemas.microsoft.com/office/word/2020/wordml/sdtdatahash" xmlns:w16sdtfl="http://schemas.microsoft.com/office/word/2024/wordml/sdtformatlock" xmlns:w16se="http://schemas.microsoft.com/office/word/2015/wordml/symex" mc:Ignorable="w14 w15 w16se w16cid w16 w16cex w16sdtdh w16sdtfl w16du">
   <w:docDefaults>
     <w:rPrDefault>
       <w:rPr>
